--- a/guia2-psicometria/revision-teorica-empatia.docx
+++ b/guia2-psicometria/revision-teorica-empatia.docx
@@ -680,7 +680,7 @@
       <w:spacing w:line="480" w:lineRule="auto" w:after="0" w:before="0"/>
     </w:pPr>
     <w:rPr>
-      <w:rFonts w:ascii="Times New Roman" w:hAnsi="Times New Roman"/>
+      <w:rFonts w:ascii="Times New Roman" w:hAnsi="Times New Roman" w:eastAsia="Times New Roman"/>
       <w:sz w:val="24"/>
     </w:rPr>
   </w:style>

--- a/guia2-psicometria/revision-teorica-empatia.docx
+++ b/guia2-psicometria/revision-teorica-empatia.docx
@@ -677,7 +677,7 @@
     <w:qFormat/>
     <w:rsid w:val="00FC693F"/>
     <w:pPr>
-      <w:spacing w:line="480" w:lineRule="auto" w:after="0" w:before="0"/>
+      <w:spacing w:line="360" w:lineRule="auto" w:after="0" w:before="0"/>
     </w:pPr>
     <w:rPr>
       <w:rFonts w:ascii="Times New Roman" w:hAnsi="Times New Roman" w:eastAsia="Times New Roman"/>
